--- a/_implementation-notes/council-meeting-2026-10-04/IJH_Theory_of_Action_Placements_DRAFT_2026-10-04_v1.docx
+++ b/_implementation-notes/council-meeting-2026-10-04/IJH_Theory_of_Action_Placements_DRAFT_2026-10-04_v1.docx
@@ -237,7 +237,19 @@
         <w:t xml:space="preserve"> </w:t>
       </w:r>
       <w:r>
-        <w:t xml:space="preserve">(Part B of the September draft, held under ask 3):</w:t>
+        <w:t xml:space="preserve">(Part B of the September draft, held under ask 3), as refined by the author on 8 September 2026 — the September packet carried the earlier form, without</w:t>
+      </w:r>
+      <w:r>
+        <w:t xml:space="preserve"> </w:t>
+      </w:r>
+      <w:r>
+        <w:t xml:space="preserve">“and obey Christ”</w:t>
+      </w:r>
+      <w:r>
+        <w:t xml:space="preserve"> </w:t>
+      </w:r>
+      <w:r>
+        <w:t xml:space="preserve">and without the closing purpose clause; the refinement comes before the Council with ask 3:</w:t>
       </w:r>
     </w:p>
     <w:p>
@@ -261,25 +273,37 @@
         <w:t xml:space="preserve"> </w:t>
       </w:r>
       <w:r>
-        <w:t xml:space="preserve">expectation: that if you want to hear, and you bring what blocks you into the</w:t>
-      </w:r>
-      <w:r>
-        <w:t xml:space="preserve"> </w:t>
-      </w:r>
-      <w:r>
-        <w:t xml:space="preserve">light, with the Word open, a few brothers or sisters beside you, and someone over</w:t>
-      </w:r>
-      <w:r>
-        <w:t xml:space="preserve"> </w:t>
-      </w:r>
-      <w:r>
-        <w:t xml:space="preserve">you who can see your life, the Holy Spirit will clear the way, and the laws I</w:t>
-      </w:r>
-      <w:r>
-        <w:t xml:space="preserve"> </w:t>
-      </w:r>
-      <w:r>
-        <w:t xml:space="preserve">wrote down in Volume 1 will start to work in you the way they were written.</w:t>
+        <w:t xml:space="preserve">expectation: that if you want to hear and obey Christ, and you bring what blocks</w:t>
+      </w:r>
+      <w:r>
+        <w:t xml:space="preserve"> </w:t>
+      </w:r>
+      <w:r>
+        <w:t xml:space="preserve">you into the light, with the Word open, a few brothers or sisters beside you, and</w:t>
+      </w:r>
+      <w:r>
+        <w:t xml:space="preserve"> </w:t>
+      </w:r>
+      <w:r>
+        <w:t xml:space="preserve">someone over you who can see your life, the Holy Spirit will clear the way, and</w:t>
+      </w:r>
+      <w:r>
+        <w:t xml:space="preserve"> </w:t>
+      </w:r>
+      <w:r>
+        <w:t xml:space="preserve">the laws I wrote down in Volume 1 will start to work in you the way they were</w:t>
+      </w:r>
+      <w:r>
+        <w:t xml:space="preserve"> </w:t>
+      </w:r>
+      <w:r>
+        <w:t xml:space="preserve">written such that you are on an intentional path to grow up into Christ, into</w:t>
+      </w:r>
+      <w:r>
+        <w:t xml:space="preserve"> </w:t>
+      </w:r>
+      <w:r>
+        <w:t xml:space="preserve">hearing and obeying Christ in everything.</w:t>
       </w:r>
     </w:p>
     <w:p>
@@ -370,37 +394,43 @@
         <w:t xml:space="preserve"> </w:t>
       </w:r>
       <w:r>
-        <w:t xml:space="preserve">states it in a sentence: if you want to hear, and you bring what blocks you into</w:t>
-      </w:r>
-      <w:r>
-        <w:t xml:space="preserve"> </w:t>
-      </w:r>
-      <w:r>
-        <w:t xml:space="preserve">the light, with the Word open, a few brothers or sisters beside you, and someone</w:t>
-      </w:r>
-      <w:r>
-        <w:t xml:space="preserve"> </w:t>
-      </w:r>
-      <w:r>
-        <w:t xml:space="preserve">over you who can see your life, the Holy Spirit will clear the way, and the laws</w:t>
-      </w:r>
-      <w:r>
-        <w:t xml:space="preserve"> </w:t>
-      </w:r>
-      <w:r>
-        <w:t xml:space="preserve">of Volume 1 will start to work in you the way they were written. Each clause of</w:t>
-      </w:r>
-      <w:r>
-        <w:t xml:space="preserve"> </w:t>
-      </w:r>
-      <w:r>
-        <w:t xml:space="preserve">that sentence is a condition a study can observe, and each research question</w:t>
-      </w:r>
-      <w:r>
-        <w:t xml:space="preserve"> </w:t>
-      </w:r>
-      <w:r>
-        <w:t xml:space="preserve">tests part of it:</w:t>
+        <w:t xml:space="preserve">states it in a sentence: if you want to hear and obey Christ, and you bring what</w:t>
+      </w:r>
+      <w:r>
+        <w:t xml:space="preserve"> </w:t>
+      </w:r>
+      <w:r>
+        <w:t xml:space="preserve">blocks you into the light, with the Word open, a few brothers or sisters beside</w:t>
+      </w:r>
+      <w:r>
+        <w:t xml:space="preserve"> </w:t>
+      </w:r>
+      <w:r>
+        <w:t xml:space="preserve">you, and someone over you who can see your life, the Holy Spirit will clear the</w:t>
+      </w:r>
+      <w:r>
+        <w:t xml:space="preserve"> </w:t>
+      </w:r>
+      <w:r>
+        <w:t xml:space="preserve">way, and the laws of Volume 1 will start to work in you the way they were written</w:t>
+      </w:r>
+      <w:r>
+        <w:t xml:space="preserve"> </w:t>
+      </w:r>
+      <w:r>
+        <w:t xml:space="preserve">such that you are on an intentional path to grow up into Christ, into hearing and</w:t>
+      </w:r>
+      <w:r>
+        <w:t xml:space="preserve"> </w:t>
+      </w:r>
+      <w:r>
+        <w:t xml:space="preserve">obeying Christ in everything. Each clause of that sentence is a condition a study</w:t>
+      </w:r>
+      <w:r>
+        <w:t xml:space="preserve"> </w:t>
+      </w:r>
+      <w:r>
+        <w:t xml:space="preserve">can observe, and each research question tests part of it:</w:t>
       </w:r>
     </w:p>
     <w:p>
@@ -416,13 +446,19 @@
           <w:i/>
           <w:iCs/>
         </w:rPr>
-        <w:t xml:space="preserve">You want to hear</w:t>
-      </w:r>
-      <w:r>
-        <w:t xml:space="preserve"> </w:t>
-      </w:r>
-      <w:r>
-        <w:t xml:space="preserve">— and what blocks you comes into the light:</w:t>
+        <w:t xml:space="preserve">You want to hear and obey Christ</w:t>
+      </w:r>
+      <w:r>
+        <w:t xml:space="preserve"> </w:t>
+      </w:r>
+      <w:r>
+        <w:t xml:space="preserve">— and what blocks you comes into the</w:t>
+      </w:r>
+      <w:r>
+        <w:t xml:space="preserve"> </w:t>
+      </w:r>
+      <w:r>
+        <w:t xml:space="preserve">light:</w:t>
       </w:r>
       <w:r>
         <w:t xml:space="preserve"> </w:t>
@@ -438,13 +474,13 @@
         <w:t xml:space="preserve"> </w:t>
       </w:r>
       <w:r>
-        <w:t xml:space="preserve">asks</w:t>
-      </w:r>
-      <w:r>
-        <w:t xml:space="preserve"> </w:t>
-      </w:r>
-      <w:r>
-        <w:t xml:space="preserve">whether willingness and disclosure, at cost, reliably precede the rapid shifts.</w:t>
+        <w:t xml:space="preserve">asks whether willingness and disclosure, at cost, reliably</w:t>
+      </w:r>
+      <w:r>
+        <w:t xml:space="preserve"> </w:t>
+      </w:r>
+      <w:r>
+        <w:t xml:space="preserve">precede the rapid shifts.</w:t>
       </w:r>
     </w:p>
     <w:p>
@@ -857,37 +893,49 @@
         <w:t xml:space="preserve"> </w:t>
       </w:r>
       <w:r>
-        <w:t xml:space="preserve">the work this fellowship is built on: if you come wanting to hear, and you are</w:t>
-      </w:r>
-      <w:r>
-        <w:t xml:space="preserve"> </w:t>
-      </w:r>
-      <w:r>
-        <w:t xml:space="preserve">willing to bring what blocks you into the light, with Scripture open on the</w:t>
-      </w:r>
-      <w:r>
-        <w:t xml:space="preserve"> </w:t>
-      </w:r>
-      <w:r>
-        <w:t xml:space="preserve">table, a few people beside you who know your name, and trusted eyes over this</w:t>
-      </w:r>
-      <w:r>
-        <w:t xml:space="preserve"> </w:t>
-      </w:r>
-      <w:r>
-        <w:t xml:space="preserve">group who can see how it is going — then the Holy Spirit will do the clearing,</w:t>
-      </w:r>
-      <w:r>
-        <w:t xml:space="preserve"> </w:t>
-      </w:r>
-      <w:r>
-        <w:t xml:space="preserve">and the way God’s love works, which the Scriptures have described all along, will</w:t>
-      </w:r>
-      <w:r>
-        <w:t xml:space="preserve"> </w:t>
-      </w:r>
-      <w:r>
-        <w:t xml:space="preserve">start to work in your family the way it was written. Notice what that sentence</w:t>
+        <w:t xml:space="preserve">the work this fellowship is built on: if you come wanting to hear and obey</w:t>
+      </w:r>
+      <w:r>
+        <w:t xml:space="preserve"> </w:t>
+      </w:r>
+      <w:r>
+        <w:t xml:space="preserve">Christ, and you are willing to bring what blocks you into the light, with</w:t>
+      </w:r>
+      <w:r>
+        <w:t xml:space="preserve"> </w:t>
+      </w:r>
+      <w:r>
+        <w:t xml:space="preserve">Scripture open on the table, a few people beside you who know your name, and</w:t>
+      </w:r>
+      <w:r>
+        <w:t xml:space="preserve"> </w:t>
+      </w:r>
+      <w:r>
+        <w:t xml:space="preserve">trusted eyes over this group who can see how it is going — then the Holy Spirit</w:t>
+      </w:r>
+      <w:r>
+        <w:t xml:space="preserve"> </w:t>
+      </w:r>
+      <w:r>
+        <w:t xml:space="preserve">will do the clearing, and the way God’s love works, which the Scriptures have</w:t>
+      </w:r>
+      <w:r>
+        <w:t xml:space="preserve"> </w:t>
+      </w:r>
+      <w:r>
+        <w:t xml:space="preserve">described all along, will start to work in your family the way it was written,</w:t>
+      </w:r>
+      <w:r>
+        <w:t xml:space="preserve"> </w:t>
+      </w:r>
+      <w:r>
+        <w:t xml:space="preserve">setting you on an intentional path to grow up into Christ, into hearing and</w:t>
+      </w:r>
+      <w:r>
+        <w:t xml:space="preserve"> </w:t>
+      </w:r>
+      <w:r>
+        <w:t xml:space="preserve">obeying Him in everything. Notice what that sentence</w:t>
       </w:r>
       <w:r>
         <w:t xml:space="preserve"> </w:t>
@@ -1005,37 +1053,43 @@
         <w:t xml:space="preserve"> </w:t>
       </w:r>
       <w:r>
-        <w:t xml:space="preserve">the work this fellowship comes from: if you want to hear, and you bring what</w:t>
-      </w:r>
-      <w:r>
-        <w:t xml:space="preserve"> </w:t>
-      </w:r>
-      <w:r>
-        <w:t xml:space="preserve">blocks you into the light, with the Word open, a few brothers or sisters beside</w:t>
-      </w:r>
-      <w:r>
-        <w:t xml:space="preserve"> </w:t>
-      </w:r>
-      <w:r>
-        <w:t xml:space="preserve">you, and someone over you who can see your life, the Holy Spirit will clear the</w:t>
-      </w:r>
-      <w:r>
-        <w:t xml:space="preserve"> </w:t>
-      </w:r>
-      <w:r>
-        <w:t xml:space="preserve">way, and the laws written down in Volume 1 will start to work in you the way they</w:t>
-      </w:r>
-      <w:r>
-        <w:t xml:space="preserve"> </w:t>
-      </w:r>
-      <w:r>
-        <w:t xml:space="preserve">were written. Every fixed element of the session is one clause of that sentence,</w:t>
-      </w:r>
-      <w:r>
-        <w:t xml:space="preserve"> </w:t>
-      </w:r>
-      <w:r>
-        <w:t xml:space="preserve">built into furniture:</w:t>
+        <w:t xml:space="preserve">the work this fellowship comes from: if you want to hear and obey Christ, and you</w:t>
+      </w:r>
+      <w:r>
+        <w:t xml:space="preserve"> </w:t>
+      </w:r>
+      <w:r>
+        <w:t xml:space="preserve">bring what blocks you into the light, with the Word open, a few brothers or</w:t>
+      </w:r>
+      <w:r>
+        <w:t xml:space="preserve"> </w:t>
+      </w:r>
+      <w:r>
+        <w:t xml:space="preserve">sisters beside you, and someone over you who can see your life, the Holy Spirit</w:t>
+      </w:r>
+      <w:r>
+        <w:t xml:space="preserve"> </w:t>
+      </w:r>
+      <w:r>
+        <w:t xml:space="preserve">will clear the way, and the laws written down in Volume 1 will start to work in</w:t>
+      </w:r>
+      <w:r>
+        <w:t xml:space="preserve"> </w:t>
+      </w:r>
+      <w:r>
+        <w:t xml:space="preserve">you the way they were written such that you are on an intentional path to grow up</w:t>
+      </w:r>
+      <w:r>
+        <w:t xml:space="preserve"> </w:t>
+      </w:r>
+      <w:r>
+        <w:t xml:space="preserve">into Christ, into hearing and obeying Christ in everything. Every fixed element of</w:t>
+      </w:r>
+      <w:r>
+        <w:t xml:space="preserve"> </w:t>
+      </w:r>
+      <w:r>
+        <w:t xml:space="preserve">the session is one clause of that sentence, built into furniture:</w:t>
       </w:r>
     </w:p>
     <w:p>
@@ -1051,7 +1105,7 @@
           <w:i/>
           <w:iCs/>
         </w:rPr>
-        <w:t xml:space="preserve">You want to hear</w:t>
+        <w:t xml:space="preserve">You want to hear and obey Christ</w:t>
       </w:r>
       <w:r>
         <w:t xml:space="preserve"> </w:t>
@@ -1073,19 +1127,19 @@
         <w:t xml:space="preserve"> </w:t>
       </w:r>
       <w:r>
-        <w:t xml:space="preserve">condition — the spoken commitment at the</w:t>
-      </w:r>
-      <w:r>
-        <w:t xml:space="preserve"> </w:t>
-      </w:r>
-      <w:r>
-        <w:t xml:space="preserve">open, and the permission conversation before any instrument. Consent is not</w:t>
-      </w:r>
-      <w:r>
-        <w:t xml:space="preserve"> </w:t>
-      </w:r>
-      <w:r>
-        <w:t xml:space="preserve">paperwork here; it is the first clause of the expectation.</w:t>
+        <w:t xml:space="preserve">condition — the spoken</w:t>
+      </w:r>
+      <w:r>
+        <w:t xml:space="preserve"> </w:t>
+      </w:r>
+      <w:r>
+        <w:t xml:space="preserve">commitment at the open, and the permission conversation before any instrument.</w:t>
+      </w:r>
+      <w:r>
+        <w:t xml:space="preserve"> </w:t>
+      </w:r>
+      <w:r>
+        <w:t xml:space="preserve">Consent is not paperwork here; it is the first clause of the expectation.</w:t>
       </w:r>
     </w:p>
     <w:p>

--- a/_implementation-notes/council-meeting-2026-10-04/IJH_Theory_of_Action_Placements_DRAFT_2026-10-04_v1.docx
+++ b/_implementation-notes/council-meeting-2026-10-04/IJH_Theory_of_Action_Placements_DRAFT_2026-10-04_v1.docx
@@ -243,13 +243,25 @@
         <w:t xml:space="preserve"> </w:t>
       </w:r>
       <w:r>
-        <w:t xml:space="preserve">“and obey Christ”</w:t>
-      </w:r>
-      <w:r>
-        <w:t xml:space="preserve"> </w:t>
-      </w:r>
-      <w:r>
-        <w:t xml:space="preserve">and without the closing purpose clause; the refinement comes before the Council with ask 3:</w:t>
+        <w:t xml:space="preserve">“and obey Christ,”</w:t>
+      </w:r>
+      <w:r>
+        <w:t xml:space="preserve"> </w:t>
+      </w:r>
+      <w:r>
+        <w:t xml:space="preserve">without the closing purpose clause, and with</w:t>
+      </w:r>
+      <w:r>
+        <w:t xml:space="preserve"> </w:t>
+      </w:r>
+      <w:r>
+        <w:t xml:space="preserve">“the Holy Spirit will clear the way”</w:t>
+      </w:r>
+      <w:r>
+        <w:t xml:space="preserve"> </w:t>
+      </w:r>
+      <w:r>
+        <w:t xml:space="preserve">rather than the door-opened phrasing; the refinements come before the Council with ask 3:</w:t>
       </w:r>
     </w:p>
     <w:p>
@@ -285,25 +297,25 @@
         <w:t xml:space="preserve"> </w:t>
       </w:r>
       <w:r>
-        <w:t xml:space="preserve">someone over you who can see your life, the Holy Spirit will clear the way, and</w:t>
-      </w:r>
-      <w:r>
-        <w:t xml:space="preserve"> </w:t>
-      </w:r>
-      <w:r>
-        <w:t xml:space="preserve">the laws I wrote down in Volume 1 will start to work in you the way they were</w:t>
-      </w:r>
-      <w:r>
-        <w:t xml:space="preserve"> </w:t>
-      </w:r>
-      <w:r>
-        <w:t xml:space="preserve">written such that you are on an intentional path to grow up into Christ, into</w:t>
-      </w:r>
-      <w:r>
-        <w:t xml:space="preserve"> </w:t>
-      </w:r>
-      <w:r>
-        <w:t xml:space="preserve">hearing and obeying Christ in everything.</w:t>
+        <w:t xml:space="preserve">someone over you who can see your life, the door will be open for the Holy Spirit</w:t>
+      </w:r>
+      <w:r>
+        <w:t xml:space="preserve"> </w:t>
+      </w:r>
+      <w:r>
+        <w:t xml:space="preserve">to clear the way as he wills, and the laws I wrote down in Volume 1 will start to</w:t>
+      </w:r>
+      <w:r>
+        <w:t xml:space="preserve"> </w:t>
+      </w:r>
+      <w:r>
+        <w:t xml:space="preserve">work in you the way they were written such that you are on an intentional path to</w:t>
+      </w:r>
+      <w:r>
+        <w:t xml:space="preserve"> </w:t>
+      </w:r>
+      <w:r>
+        <w:t xml:space="preserve">grow up into Christ, into hearing and obeying Christ in everything.</w:t>
       </w:r>
     </w:p>
     <w:p>
@@ -406,31 +418,37 @@
         <w:t xml:space="preserve"> </w:t>
       </w:r>
       <w:r>
-        <w:t xml:space="preserve">you, and someone over you who can see your life, the Holy Spirit will clear the</w:t>
-      </w:r>
-      <w:r>
-        <w:t xml:space="preserve"> </w:t>
-      </w:r>
-      <w:r>
-        <w:t xml:space="preserve">way, and the laws of Volume 1 will start to work in you the way they were written</w:t>
-      </w:r>
-      <w:r>
-        <w:t xml:space="preserve"> </w:t>
-      </w:r>
-      <w:r>
-        <w:t xml:space="preserve">such that you are on an intentional path to grow up into Christ, into hearing and</w:t>
-      </w:r>
-      <w:r>
-        <w:t xml:space="preserve"> </w:t>
-      </w:r>
-      <w:r>
-        <w:t xml:space="preserve">obeying Christ in everything. Each clause of that sentence is a condition a study</w:t>
-      </w:r>
-      <w:r>
-        <w:t xml:space="preserve"> </w:t>
-      </w:r>
-      <w:r>
-        <w:t xml:space="preserve">can observe, and each research question tests part of it:</w:t>
+        <w:t xml:space="preserve">you, and someone over you who can see your life, the door will be open for the</w:t>
+      </w:r>
+      <w:r>
+        <w:t xml:space="preserve"> </w:t>
+      </w:r>
+      <w:r>
+        <w:t xml:space="preserve">Holy Spirit to clear the way as he wills, and the laws of Volume 1 will start to</w:t>
+      </w:r>
+      <w:r>
+        <w:t xml:space="preserve"> </w:t>
+      </w:r>
+      <w:r>
+        <w:t xml:space="preserve">work in you the way they were written such that you are on an intentional path to</w:t>
+      </w:r>
+      <w:r>
+        <w:t xml:space="preserve"> </w:t>
+      </w:r>
+      <w:r>
+        <w:t xml:space="preserve">grow up into Christ, into hearing and obeying Christ in everything. Each clause of</w:t>
+      </w:r>
+      <w:r>
+        <w:t xml:space="preserve"> </w:t>
+      </w:r>
+      <w:r>
+        <w:t xml:space="preserve">that sentence is a condition a study can observe, and each research question</w:t>
+      </w:r>
+      <w:r>
+        <w:t xml:space="preserve"> </w:t>
+      </w:r>
+      <w:r>
+        <w:t xml:space="preserve">tests part of it:</w:t>
       </w:r>
     </w:p>
     <w:p>
@@ -662,19 +680,39 @@
           <w:i/>
           <w:iCs/>
         </w:rPr>
-        <w:t xml:space="preserve">The Holy Spirit will clear the way</w:t>
-      </w:r>
-      <w:r>
-        <w:t xml:space="preserve"> </w:t>
-      </w:r>
-      <w:r>
-        <w:t xml:space="preserve">is</w:t>
-      </w:r>
-      <w:r>
-        <w:t xml:space="preserve"> </w:t>
-      </w:r>
-      <w:r>
-        <w:t xml:space="preserve">the mechanism, and the mechanism is confessed, not measured (John 3:8). The</w:t>
+        <w:t xml:space="preserve">The door will be open for the Holy</w:t>
+      </w:r>
+      <w:r>
+        <w:rPr>
+          <w:i/>
+          <w:iCs/>
+        </w:rPr>
+        <w:t xml:space="preserve"> </w:t>
+      </w:r>
+      <w:r>
+        <w:rPr>
+          <w:i/>
+          <w:iCs/>
+        </w:rPr>
+        <w:t xml:space="preserve">Spirit to clear the way as he wills</w:t>
+      </w:r>
+      <w:r>
+        <w:t xml:space="preserve"> </w:t>
+      </w:r>
+      <w:r>
+        <w:t xml:space="preserve">is the mechanism, and the mechanism is</w:t>
+      </w:r>
+      <w:r>
+        <w:t xml:space="preserve"> </w:t>
+      </w:r>
+      <w:r>
+        <w:t xml:space="preserve">confessed, not measured (John 3:8). The conditions open a door; they never</w:t>
+      </w:r>
+      <w:r>
+        <w:t xml:space="preserve"> </w:t>
+      </w:r>
+      <w:r>
+        <w:t xml:space="preserve">compel God. The</w:t>
       </w:r>
       <w:r>
         <w:t xml:space="preserve"> </w:t>
@@ -911,19 +949,25 @@
         <w:t xml:space="preserve"> </w:t>
       </w:r>
       <w:r>
-        <w:t xml:space="preserve">trusted eyes over this group who can see how it is going — then the Holy Spirit</w:t>
-      </w:r>
-      <w:r>
-        <w:t xml:space="preserve"> </w:t>
-      </w:r>
-      <w:r>
-        <w:t xml:space="preserve">will do the clearing, and the way God’s love works, which the Scriptures have</w:t>
-      </w:r>
-      <w:r>
-        <w:t xml:space="preserve"> </w:t>
-      </w:r>
-      <w:r>
-        <w:t xml:space="preserve">described all along, will start to work in your family the way it was written,</w:t>
+        <w:t xml:space="preserve">trusted eyes over this group who can see how it is going — then the door will be</w:t>
+      </w:r>
+      <w:r>
+        <w:t xml:space="preserve"> </w:t>
+      </w:r>
+      <w:r>
+        <w:t xml:space="preserve">open for the Holy Spirit to do the clearing, as He wills, and the way God’s love</w:t>
+      </w:r>
+      <w:r>
+        <w:t xml:space="preserve"> </w:t>
+      </w:r>
+      <w:r>
+        <w:t xml:space="preserve">works, which the Scriptures have described all along, will start to work in your</w:t>
+      </w:r>
+      <w:r>
+        <w:t xml:space="preserve"> </w:t>
+      </w:r>
+      <w:r>
+        <w:t xml:space="preserve">family the way it was written,</w:t>
       </w:r>
       <w:r>
         <w:t xml:space="preserve"> </w:t>
@@ -1065,31 +1109,37 @@
         <w:t xml:space="preserve"> </w:t>
       </w:r>
       <w:r>
-        <w:t xml:space="preserve">sisters beside you, and someone over you who can see your life, the Holy Spirit</w:t>
-      </w:r>
-      <w:r>
-        <w:t xml:space="preserve"> </w:t>
-      </w:r>
-      <w:r>
-        <w:t xml:space="preserve">will clear the way, and the laws written down in Volume 1 will start to work in</w:t>
-      </w:r>
-      <w:r>
-        <w:t xml:space="preserve"> </w:t>
-      </w:r>
-      <w:r>
-        <w:t xml:space="preserve">you the way they were written such that you are on an intentional path to grow up</w:t>
-      </w:r>
-      <w:r>
-        <w:t xml:space="preserve"> </w:t>
-      </w:r>
-      <w:r>
-        <w:t xml:space="preserve">into Christ, into hearing and obeying Christ in everything. Every fixed element of</w:t>
-      </w:r>
-      <w:r>
-        <w:t xml:space="preserve"> </w:t>
-      </w:r>
-      <w:r>
-        <w:t xml:space="preserve">the session is one clause of that sentence, built into furniture:</w:t>
+        <w:t xml:space="preserve">sisters beside you, and someone over you who can see your life, the door will be</w:t>
+      </w:r>
+      <w:r>
+        <w:t xml:space="preserve"> </w:t>
+      </w:r>
+      <w:r>
+        <w:t xml:space="preserve">open for the Holy Spirit to clear the way as he wills, and the laws written down</w:t>
+      </w:r>
+      <w:r>
+        <w:t xml:space="preserve"> </w:t>
+      </w:r>
+      <w:r>
+        <w:t xml:space="preserve">in Volume 1 will start to work in you the way they were written such that you are</w:t>
+      </w:r>
+      <w:r>
+        <w:t xml:space="preserve"> </w:t>
+      </w:r>
+      <w:r>
+        <w:t xml:space="preserve">on an intentional path to grow up into Christ, into hearing and obeying Christ in</w:t>
+      </w:r>
+      <w:r>
+        <w:t xml:space="preserve"> </w:t>
+      </w:r>
+      <w:r>
+        <w:t xml:space="preserve">everything. Every fixed element of the session is one clause of that sentence,</w:t>
+      </w:r>
+      <w:r>
+        <w:t xml:space="preserve"> </w:t>
+      </w:r>
+      <w:r>
+        <w:t xml:space="preserve">built into furniture:</w:t>
       </w:r>
     </w:p>
     <w:p>
@@ -1339,19 +1389,25 @@
           <w:i/>
           <w:iCs/>
         </w:rPr>
-        <w:t xml:space="preserve">The Spirit will clear the way</w:t>
-      </w:r>
-      <w:r>
-        <w:t xml:space="preserve"> </w:t>
-      </w:r>
-      <w:r>
-        <w:t xml:space="preserve">is the reason every practice carries a pass and</w:t>
-      </w:r>
-      <w:r>
-        <w:t xml:space="preserve"> </w:t>
-      </w:r>
-      <w:r>
-        <w:t xml:space="preserve">nothing is ever forced. The Companions plant and water. God gives the growth</w:t>
+        <w:t xml:space="preserve">The door will be open for the Spirit to clear the way as he wills</w:t>
+      </w:r>
+      <w:r>
+        <w:t xml:space="preserve"> </w:t>
+      </w:r>
+      <w:r>
+        <w:t xml:space="preserve">is the</w:t>
+      </w:r>
+      <w:r>
+        <w:t xml:space="preserve"> </w:t>
+      </w:r>
+      <w:r>
+        <w:t xml:space="preserve">reason every practice carries a pass and nothing is ever forced. The</w:t>
+      </w:r>
+      <w:r>
+        <w:t xml:space="preserve"> </w:t>
+      </w:r>
+      <w:r>
+        <w:t xml:space="preserve">Companions plant and water. God gives the growth</w:t>
       </w:r>
       <w:r>
         <w:t xml:space="preserve"> </w:t>
